--- a/templates/Template-17.docx
+++ b/templates/Template-17.docx
@@ -66,7 +66,7 @@
     </w:p>
     <w:tbl>
       <w:tblPr>
-        <w:tblStyle w:val="TableGrid"/>
+        <w:tblStyle w:val="ae"/>
         <w:tblW w:w="0" w:type="auto"/>
         <w:tblInd w:w="6" w:type="dxa"/>
         <w:tblLook w:val="04A0" w:firstRow="1" w:lastRow="0" w:firstColumn="1" w:lastColumn="0" w:noHBand="0" w:noVBand="1"/>
@@ -77,7 +77,7 @@
       </w:tblGrid>
       <w:tr>
         <w:trPr>
-          <w:trHeight w:val="3118"/>
+          <w:trHeight w:hRule="exact" w:val="2948"/>
         </w:trPr>
         <w:tc>
           <w:tcPr>
@@ -509,7 +509,7 @@
       </w:tr>
       <w:tr>
         <w:trPr>
-          <w:trHeight w:val="3118"/>
+          <w:trHeight w:hRule="exact" w:val="2948"/>
         </w:trPr>
         <w:tc>
           <w:tcPr>
@@ -885,7 +885,7 @@
       </w:tr>
       <w:tr>
         <w:trPr>
-          <w:trHeight w:val="3118"/>
+          <w:trHeight w:hRule="exact" w:val="2948"/>
         </w:trPr>
         <w:tc>
           <w:tcPr>
@@ -1277,7 +1277,7 @@
       </w:tr>
       <w:tr>
         <w:trPr>
-          <w:trHeight w:val="3118"/>
+          <w:trHeight w:hRule="exact" w:val="2948"/>
         </w:trPr>
         <w:tc>
           <w:tcPr>
@@ -1654,7 +1654,7 @@
       </w:tr>
       <w:tr>
         <w:trPr>
-          <w:trHeight w:val="3118"/>
+          <w:trHeight w:hRule="exact" w:val="2948"/>
         </w:trPr>
         <w:tc>
           <w:tcPr>
@@ -2028,7 +2028,7 @@
       </w:tr>
       <w:tr>
         <w:trPr>
-          <w:trHeight w:val="3118"/>
+          <w:trHeight w:hRule="exact" w:val="2948"/>
         </w:trPr>
         <w:tc>
           <w:tcPr>
@@ -2402,7 +2402,7 @@
       </w:tr>
       <w:tr>
         <w:trPr>
-          <w:trHeight w:val="3118"/>
+          <w:trHeight w:hRule="exact" w:val="2948"/>
         </w:trPr>
         <w:tc>
           <w:tcPr>
@@ -2424,6 +2424,7 @@
                 <w:sz w:val="21"/>
                 <w:szCs w:val="21"/>
               </w:rPr>
+              <w:lastRenderedPageBreak/>
               <w:t>{{</w:t>
             </w:r>
             <w:r>
@@ -2778,7 +2779,7 @@
       </w:tr>
       <w:tr>
         <w:trPr>
-          <w:trHeight w:val="3118"/>
+          <w:trHeight w:hRule="exact" w:val="2948"/>
         </w:trPr>
         <w:tc>
           <w:tcPr>
@@ -3154,7 +3155,7 @@
         <w:trPr>
           <w:gridAfter w:val="1"/>
           <w:wAfter w:w="4414" w:type="dxa"/>
-          <w:trHeight w:val="3118"/>
+          <w:trHeight w:hRule="exact" w:val="2948"/>
         </w:trPr>
         <w:tc>
           <w:tcPr>
@@ -3368,7 +3369,7 @@
     <w:sectPr>
       <w:footerReference w:type="default" r:id="rId6"/>
       <w:pgSz w:w="11906" w:h="16838"/>
-      <w:pgMar w:top="2098" w:right="1474" w:bottom="1351" w:left="1588" w:header="709" w:footer="709" w:gutter="0"/>
+      <w:pgMar w:top="2098" w:right="1474" w:bottom="1984" w:left="1588" w:header="709" w:footer="709" w:gutter="0"/>
       <w:cols w:space="720"/>
       <w:docGrid w:linePitch="360"/>
     </w:sectPr>
@@ -3399,7 +3400,7 @@
 <w:ftr xmlns:wpc="http://schemas.microsoft.com/office/word/2010/wordprocessingCanvas" xmlns:cx="http://schemas.microsoft.com/office/drawing/2014/chartex" xmlns:cx1="http://schemas.microsoft.com/office/drawing/2015/9/8/chartex" xmlns:cx2="http://schemas.microsoft.com/office/drawing/2015/10/21/chartex" xmlns:cx3="http://schemas.microsoft.com/office/drawing/2016/5/9/chartex" xmlns:cx4="http://schemas.microsoft.com/office/drawing/2016/5/10/chartex" xmlns:cx5="http://schemas.microsoft.com/office/drawing/2016/5/11/chartex" xmlns:cx6="http://schemas.microsoft.com/office/drawing/2016/5/12/chartex" xmlns:cx7="http://schemas.microsoft.com/office/drawing/2016/5/13/chartex" xmlns:cx8="http://schemas.microsoft.com/office/drawing/2016/5/14/chartex" xmlns:mc="http://schemas.openxmlformats.org/markup-compatibility/2006" xmlns:aink="http://schemas.microsoft.com/office/drawing/2016/ink" xmlns:am3d="http://schemas.microsoft.com/office/drawing/2017/model3d" xmlns:o="urn:schemas-microsoft-com:office:office" xmlns:oel="http://schemas.microsoft.com/office/2019/extlst" xmlns:r="http://schemas.openxmlformats.org/officeDocument/2006/relationships" xmlns:m="http://schemas.openxmlformats.org/officeDocument/2006/math" xmlns:v="urn:schemas-microsoft-com:vml" xmlns:wp14="http://schemas.microsoft.com/office/word/2010/wordprocessingDrawing" xmlns:wp="http://schemas.openxmlformats.org/drawingml/2006/wordprocessingDrawing" xmlns:w10="urn:schemas-microsoft-com:office:word" xmlns:w="http://schemas.openxmlformats.org/wordprocessingml/2006/main" xmlns:w14="http://schemas.microsoft.com/office/word/2010/wordml" xmlns:w15="http://schemas.microsoft.com/office/word/2012/wordml" xmlns:w16cex="http://schemas.microsoft.com/office/word/2018/wordml/cex" xmlns:w16cid="http://schemas.microsoft.com/office/word/2016/wordml/cid" xmlns:w16="http://schemas.microsoft.com/office/word/2018/wordml" xmlns:w16du="http://schemas.microsoft.com/office/word/2023/wordml/word16du" xmlns:w16sdtdh="http://schemas.microsoft.com/office/word/2020/wordml/sdtdatahash" xmlns:w16sdtfl="http://schemas.microsoft.com/office/word/2024/wordml/sdtformatlock" xmlns:w16se="http://schemas.microsoft.com/office/word/2015/wordml/symex" xmlns:wpg="http://schemas.microsoft.com/office/word/2010/wordprocessingGroup" xmlns:wpi="http://schemas.microsoft.com/office/word/2010/wordprocessingInk" xmlns:wne="http://schemas.microsoft.com/office/word/2006/wordml" xmlns:wps="http://schemas.microsoft.com/office/word/2010/wordprocessingShape" mc:Ignorable="w14 w15 w16se w16cid w16 w16cex w16sdtdh w16sdtfl w16du wp14">
   <w:p>
     <w:pPr>
-      <w:pStyle w:val="Footer"/>
+      <w:pStyle w:val="af1"/>
       <w:ind w:rightChars="100" w:right="200"/>
       <w:jc w:val="right"/>
       <w:rPr>
@@ -3890,7 +3891,7 @@
     <w:lsdException w:name="Unresolved Mention" w:semiHidden="1" w:unhideWhenUsed="1"/>
     <w:lsdException w:name="Smart Link" w:semiHidden="1" w:unhideWhenUsed="1"/>
   </w:latentStyles>
-  <w:style w:type="paragraph" w:default="1" w:styleId="Normal">
+  <w:style w:type="paragraph" w:default="1" w:styleId="a">
     <w:name w:val="Normal"/>
     <w:qFormat/>
     <w:rsid w:val="007265D6"/>
@@ -3905,11 +3906,11 @@
       <w14:ligatures w14:val="none"/>
     </w:rPr>
   </w:style>
-  <w:style w:type="paragraph" w:styleId="Heading1">
+  <w:style w:type="paragraph" w:styleId="1">
     <w:name w:val="heading 1"/>
-    <w:basedOn w:val="Normal"/>
-    <w:next w:val="Normal"/>
-    <w:link w:val="Heading1Char"/>
+    <w:basedOn w:val="a"/>
+    <w:next w:val="a"/>
+    <w:link w:val="10"/>
     <w:uiPriority w:val="9"/>
     <w:qFormat/>
     <w:rsid w:val="00C55C81"/>
@@ -3926,11 +3927,11 @@
       <w:szCs w:val="40"/>
     </w:rPr>
   </w:style>
-  <w:style w:type="paragraph" w:styleId="Heading2">
+  <w:style w:type="paragraph" w:styleId="2">
     <w:name w:val="heading 2"/>
-    <w:basedOn w:val="Normal"/>
-    <w:next w:val="Normal"/>
-    <w:link w:val="Heading2Char"/>
+    <w:basedOn w:val="a"/>
+    <w:next w:val="a"/>
+    <w:link w:val="20"/>
     <w:uiPriority w:val="9"/>
     <w:semiHidden/>
     <w:unhideWhenUsed/>
@@ -3949,11 +3950,11 @@
       <w:szCs w:val="32"/>
     </w:rPr>
   </w:style>
-  <w:style w:type="paragraph" w:styleId="Heading3">
+  <w:style w:type="paragraph" w:styleId="3">
     <w:name w:val="heading 3"/>
-    <w:basedOn w:val="Normal"/>
-    <w:next w:val="Normal"/>
-    <w:link w:val="Heading3Char"/>
+    <w:basedOn w:val="a"/>
+    <w:next w:val="a"/>
+    <w:link w:val="30"/>
     <w:uiPriority w:val="9"/>
     <w:semiHidden/>
     <w:unhideWhenUsed/>
@@ -3972,11 +3973,11 @@
       <w:szCs w:val="28"/>
     </w:rPr>
   </w:style>
-  <w:style w:type="paragraph" w:styleId="Heading4">
+  <w:style w:type="paragraph" w:styleId="4">
     <w:name w:val="heading 4"/>
-    <w:basedOn w:val="Normal"/>
-    <w:next w:val="Normal"/>
-    <w:link w:val="Heading4Char"/>
+    <w:basedOn w:val="a"/>
+    <w:next w:val="a"/>
+    <w:link w:val="40"/>
     <w:uiPriority w:val="9"/>
     <w:semiHidden/>
     <w:unhideWhenUsed/>
@@ -3995,11 +3996,11 @@
       <w:color w:val="0F4761" w:themeColor="accent1" w:themeShade="BF"/>
     </w:rPr>
   </w:style>
-  <w:style w:type="paragraph" w:styleId="Heading5">
+  <w:style w:type="paragraph" w:styleId="5">
     <w:name w:val="heading 5"/>
-    <w:basedOn w:val="Normal"/>
-    <w:next w:val="Normal"/>
-    <w:link w:val="Heading5Char"/>
+    <w:basedOn w:val="a"/>
+    <w:next w:val="a"/>
+    <w:link w:val="50"/>
     <w:uiPriority w:val="9"/>
     <w:semiHidden/>
     <w:unhideWhenUsed/>
@@ -4016,11 +4017,11 @@
       <w:color w:val="0F4761" w:themeColor="accent1" w:themeShade="BF"/>
     </w:rPr>
   </w:style>
-  <w:style w:type="paragraph" w:styleId="Heading6">
+  <w:style w:type="paragraph" w:styleId="6">
     <w:name w:val="heading 6"/>
-    <w:basedOn w:val="Normal"/>
-    <w:next w:val="Normal"/>
-    <w:link w:val="Heading6Char"/>
+    <w:basedOn w:val="a"/>
+    <w:next w:val="a"/>
+    <w:link w:val="60"/>
     <w:uiPriority w:val="9"/>
     <w:semiHidden/>
     <w:unhideWhenUsed/>
@@ -4039,11 +4040,11 @@
       <w:color w:val="595959" w:themeColor="text1" w:themeTint="A6"/>
     </w:rPr>
   </w:style>
-  <w:style w:type="paragraph" w:styleId="Heading7">
+  <w:style w:type="paragraph" w:styleId="7">
     <w:name w:val="heading 7"/>
-    <w:basedOn w:val="Normal"/>
-    <w:next w:val="Normal"/>
-    <w:link w:val="Heading7Char"/>
+    <w:basedOn w:val="a"/>
+    <w:next w:val="a"/>
+    <w:link w:val="70"/>
     <w:uiPriority w:val="9"/>
     <w:semiHidden/>
     <w:unhideWhenUsed/>
@@ -4060,11 +4061,11 @@
       <w:color w:val="595959" w:themeColor="text1" w:themeTint="A6"/>
     </w:rPr>
   </w:style>
-  <w:style w:type="paragraph" w:styleId="Heading8">
+  <w:style w:type="paragraph" w:styleId="8">
     <w:name w:val="heading 8"/>
-    <w:basedOn w:val="Normal"/>
-    <w:next w:val="Normal"/>
-    <w:link w:val="Heading8Char"/>
+    <w:basedOn w:val="a"/>
+    <w:next w:val="a"/>
+    <w:link w:val="80"/>
     <w:uiPriority w:val="9"/>
     <w:semiHidden/>
     <w:unhideWhenUsed/>
@@ -4082,11 +4083,11 @@
       <w:color w:val="272727" w:themeColor="text1" w:themeTint="D8"/>
     </w:rPr>
   </w:style>
-  <w:style w:type="paragraph" w:styleId="Heading9">
+  <w:style w:type="paragraph" w:styleId="9">
     <w:name w:val="heading 9"/>
-    <w:basedOn w:val="Normal"/>
-    <w:next w:val="Normal"/>
-    <w:link w:val="Heading9Char"/>
+    <w:basedOn w:val="a"/>
+    <w:next w:val="a"/>
+    <w:link w:val="90"/>
     <w:uiPriority w:val="9"/>
     <w:semiHidden/>
     <w:unhideWhenUsed/>
@@ -4102,13 +4103,13 @@
       <w:color w:val="272727" w:themeColor="text1" w:themeTint="D8"/>
     </w:rPr>
   </w:style>
-  <w:style w:type="character" w:default="1" w:styleId="DefaultParagraphFont">
+  <w:style w:type="character" w:default="1" w:styleId="a0">
     <w:name w:val="Default Paragraph Font"/>
     <w:uiPriority w:val="1"/>
     <w:semiHidden/>
     <w:unhideWhenUsed/>
   </w:style>
-  <w:style w:type="table" w:default="1" w:styleId="TableNormal">
+  <w:style w:type="table" w:default="1" w:styleId="a1">
     <w:name w:val="Normal Table"/>
     <w:uiPriority w:val="99"/>
     <w:semiHidden/>
@@ -4123,16 +4124,16 @@
       </w:tblCellMar>
     </w:tblPr>
   </w:style>
-  <w:style w:type="numbering" w:default="1" w:styleId="NoList">
+  <w:style w:type="numbering" w:default="1" w:styleId="a2">
     <w:name w:val="No List"/>
     <w:uiPriority w:val="99"/>
     <w:semiHidden/>
     <w:unhideWhenUsed/>
   </w:style>
-  <w:style w:type="character" w:customStyle="1" w:styleId="Heading1Char">
-    <w:name w:val="Heading 1 Char"/>
-    <w:basedOn w:val="DefaultParagraphFont"/>
-    <w:link w:val="Heading1"/>
+  <w:style w:type="character" w:customStyle="1" w:styleId="10">
+    <w:name w:val="标题 1 字符"/>
+    <w:basedOn w:val="a0"/>
+    <w:link w:val="1"/>
     <w:uiPriority w:val="9"/>
     <w:rsid w:val="00C55C81"/>
     <w:rPr>
@@ -4142,10 +4143,10 @@
       <w:szCs w:val="40"/>
     </w:rPr>
   </w:style>
-  <w:style w:type="character" w:customStyle="1" w:styleId="Heading2Char">
-    <w:name w:val="Heading 2 Char"/>
-    <w:basedOn w:val="DefaultParagraphFont"/>
-    <w:link w:val="Heading2"/>
+  <w:style w:type="character" w:customStyle="1" w:styleId="20">
+    <w:name w:val="标题 2 字符"/>
+    <w:basedOn w:val="a0"/>
+    <w:link w:val="2"/>
     <w:uiPriority w:val="9"/>
     <w:semiHidden/>
     <w:rsid w:val="00C55C81"/>
@@ -4156,10 +4157,10 @@
       <w:szCs w:val="32"/>
     </w:rPr>
   </w:style>
-  <w:style w:type="character" w:customStyle="1" w:styleId="Heading3Char">
-    <w:name w:val="Heading 3 Char"/>
-    <w:basedOn w:val="DefaultParagraphFont"/>
-    <w:link w:val="Heading3"/>
+  <w:style w:type="character" w:customStyle="1" w:styleId="30">
+    <w:name w:val="标题 3 字符"/>
+    <w:basedOn w:val="a0"/>
+    <w:link w:val="3"/>
     <w:uiPriority w:val="9"/>
     <w:semiHidden/>
     <w:rsid w:val="00C55C81"/>
@@ -4170,10 +4171,10 @@
       <w:szCs w:val="28"/>
     </w:rPr>
   </w:style>
-  <w:style w:type="character" w:customStyle="1" w:styleId="Heading4Char">
-    <w:name w:val="Heading 4 Char"/>
-    <w:basedOn w:val="DefaultParagraphFont"/>
-    <w:link w:val="Heading4"/>
+  <w:style w:type="character" w:customStyle="1" w:styleId="40">
+    <w:name w:val="标题 4 字符"/>
+    <w:basedOn w:val="a0"/>
+    <w:link w:val="4"/>
     <w:uiPriority w:val="9"/>
     <w:semiHidden/>
     <w:rsid w:val="00C55C81"/>
@@ -4184,10 +4185,10 @@
       <w:color w:val="0F4761" w:themeColor="accent1" w:themeShade="BF"/>
     </w:rPr>
   </w:style>
-  <w:style w:type="character" w:customStyle="1" w:styleId="Heading5Char">
-    <w:name w:val="Heading 5 Char"/>
-    <w:basedOn w:val="DefaultParagraphFont"/>
-    <w:link w:val="Heading5"/>
+  <w:style w:type="character" w:customStyle="1" w:styleId="50">
+    <w:name w:val="标题 5 字符"/>
+    <w:basedOn w:val="a0"/>
+    <w:link w:val="5"/>
     <w:uiPriority w:val="9"/>
     <w:semiHidden/>
     <w:rsid w:val="00C55C81"/>
@@ -4196,10 +4197,10 @@
       <w:color w:val="0F4761" w:themeColor="accent1" w:themeShade="BF"/>
     </w:rPr>
   </w:style>
-  <w:style w:type="character" w:customStyle="1" w:styleId="Heading6Char">
-    <w:name w:val="Heading 6 Char"/>
-    <w:basedOn w:val="DefaultParagraphFont"/>
-    <w:link w:val="Heading6"/>
+  <w:style w:type="character" w:customStyle="1" w:styleId="60">
+    <w:name w:val="标题 6 字符"/>
+    <w:basedOn w:val="a0"/>
+    <w:link w:val="6"/>
     <w:uiPriority w:val="9"/>
     <w:semiHidden/>
     <w:rsid w:val="00C55C81"/>
@@ -4210,10 +4211,10 @@
       <w:color w:val="595959" w:themeColor="text1" w:themeTint="A6"/>
     </w:rPr>
   </w:style>
-  <w:style w:type="character" w:customStyle="1" w:styleId="Heading7Char">
-    <w:name w:val="Heading 7 Char"/>
-    <w:basedOn w:val="DefaultParagraphFont"/>
-    <w:link w:val="Heading7"/>
+  <w:style w:type="character" w:customStyle="1" w:styleId="70">
+    <w:name w:val="标题 7 字符"/>
+    <w:basedOn w:val="a0"/>
+    <w:link w:val="7"/>
     <w:uiPriority w:val="9"/>
     <w:semiHidden/>
     <w:rsid w:val="00C55C81"/>
@@ -4222,10 +4223,10 @@
       <w:color w:val="595959" w:themeColor="text1" w:themeTint="A6"/>
     </w:rPr>
   </w:style>
-  <w:style w:type="character" w:customStyle="1" w:styleId="Heading8Char">
-    <w:name w:val="Heading 8 Char"/>
-    <w:basedOn w:val="DefaultParagraphFont"/>
-    <w:link w:val="Heading8"/>
+  <w:style w:type="character" w:customStyle="1" w:styleId="80">
+    <w:name w:val="标题 8 字符"/>
+    <w:basedOn w:val="a0"/>
+    <w:link w:val="8"/>
     <w:uiPriority w:val="9"/>
     <w:semiHidden/>
     <w:rsid w:val="00C55C81"/>
@@ -4236,10 +4237,10 @@
       <w:color w:val="272727" w:themeColor="text1" w:themeTint="D8"/>
     </w:rPr>
   </w:style>
-  <w:style w:type="character" w:customStyle="1" w:styleId="Heading9Char">
-    <w:name w:val="Heading 9 Char"/>
-    <w:basedOn w:val="DefaultParagraphFont"/>
-    <w:link w:val="Heading9"/>
+  <w:style w:type="character" w:customStyle="1" w:styleId="90">
+    <w:name w:val="标题 9 字符"/>
+    <w:basedOn w:val="a0"/>
+    <w:link w:val="9"/>
     <w:uiPriority w:val="9"/>
     <w:semiHidden/>
     <w:rsid w:val="00C55C81"/>
@@ -4248,11 +4249,11 @@
       <w:color w:val="272727" w:themeColor="text1" w:themeTint="D8"/>
     </w:rPr>
   </w:style>
-  <w:style w:type="paragraph" w:styleId="Title">
+  <w:style w:type="paragraph" w:styleId="a3">
     <w:name w:val="Title"/>
-    <w:basedOn w:val="Normal"/>
-    <w:next w:val="Normal"/>
-    <w:link w:val="TitleChar"/>
+    <w:basedOn w:val="a"/>
+    <w:next w:val="a"/>
+    <w:link w:val="a4"/>
     <w:uiPriority w:val="10"/>
     <w:qFormat/>
     <w:rsid w:val="00C55C81"/>
@@ -4268,10 +4269,10 @@
       <w:szCs w:val="56"/>
     </w:rPr>
   </w:style>
-  <w:style w:type="character" w:customStyle="1" w:styleId="TitleChar">
-    <w:name w:val="Title Char"/>
-    <w:basedOn w:val="DefaultParagraphFont"/>
-    <w:link w:val="Title"/>
+  <w:style w:type="character" w:customStyle="1" w:styleId="a4">
+    <w:name w:val="标题 字符"/>
+    <w:basedOn w:val="a0"/>
+    <w:link w:val="a3"/>
     <w:uiPriority w:val="10"/>
     <w:rsid w:val="00C55C81"/>
     <w:rPr>
@@ -4282,11 +4283,11 @@
       <w:szCs w:val="56"/>
     </w:rPr>
   </w:style>
-  <w:style w:type="paragraph" w:styleId="Subtitle">
+  <w:style w:type="paragraph" w:styleId="a5">
     <w:name w:val="Subtitle"/>
-    <w:basedOn w:val="Normal"/>
-    <w:next w:val="Normal"/>
-    <w:link w:val="SubtitleChar"/>
+    <w:basedOn w:val="a"/>
+    <w:next w:val="a"/>
+    <w:link w:val="a6"/>
     <w:uiPriority w:val="11"/>
     <w:qFormat/>
     <w:rsid w:val="00C55C81"/>
@@ -4303,10 +4304,10 @@
       <w:szCs w:val="28"/>
     </w:rPr>
   </w:style>
-  <w:style w:type="character" w:customStyle="1" w:styleId="SubtitleChar">
-    <w:name w:val="Subtitle Char"/>
-    <w:basedOn w:val="DefaultParagraphFont"/>
-    <w:link w:val="Subtitle"/>
+  <w:style w:type="character" w:customStyle="1" w:styleId="a6">
+    <w:name w:val="副标题 字符"/>
+    <w:basedOn w:val="a0"/>
+    <w:link w:val="a5"/>
     <w:uiPriority w:val="11"/>
     <w:rsid w:val="00C55C81"/>
     <w:rPr>
@@ -4317,11 +4318,11 @@
       <w:szCs w:val="28"/>
     </w:rPr>
   </w:style>
-  <w:style w:type="paragraph" w:styleId="Quote">
+  <w:style w:type="paragraph" w:styleId="a7">
     <w:name w:val="Quote"/>
-    <w:basedOn w:val="Normal"/>
-    <w:next w:val="Normal"/>
-    <w:link w:val="QuoteChar"/>
+    <w:basedOn w:val="a"/>
+    <w:next w:val="a"/>
+    <w:link w:val="a8"/>
     <w:uiPriority w:val="29"/>
     <w:qFormat/>
     <w:rsid w:val="00C55C81"/>
@@ -4335,10 +4336,10 @@
       <w:color w:val="404040" w:themeColor="text1" w:themeTint="BF"/>
     </w:rPr>
   </w:style>
-  <w:style w:type="character" w:customStyle="1" w:styleId="QuoteChar">
-    <w:name w:val="Quote Char"/>
-    <w:basedOn w:val="DefaultParagraphFont"/>
-    <w:link w:val="Quote"/>
+  <w:style w:type="character" w:customStyle="1" w:styleId="a8">
+    <w:name w:val="引用 字符"/>
+    <w:basedOn w:val="a0"/>
+    <w:link w:val="a7"/>
     <w:uiPriority w:val="29"/>
     <w:rsid w:val="00C55C81"/>
     <w:rPr>
@@ -4347,9 +4348,9 @@
       <w:color w:val="404040" w:themeColor="text1" w:themeTint="BF"/>
     </w:rPr>
   </w:style>
-  <w:style w:type="paragraph" w:styleId="ListParagraph">
+  <w:style w:type="paragraph" w:styleId="a9">
     <w:name w:val="List Paragraph"/>
-    <w:basedOn w:val="Normal"/>
+    <w:basedOn w:val="a"/>
     <w:uiPriority w:val="34"/>
     <w:qFormat/>
     <w:rsid w:val="00C55C81"/>
@@ -4358,9 +4359,9 @@
       <w:contextualSpacing/>
     </w:pPr>
   </w:style>
-  <w:style w:type="character" w:styleId="IntenseEmphasis">
+  <w:style w:type="character" w:styleId="aa">
     <w:name w:val="Intense Emphasis"/>
-    <w:basedOn w:val="DefaultParagraphFont"/>
+    <w:basedOn w:val="a0"/>
     <w:uiPriority w:val="21"/>
     <w:qFormat/>
     <w:rsid w:val="00C55C81"/>
@@ -4370,11 +4371,11 @@
       <w:color w:val="0F4761" w:themeColor="accent1" w:themeShade="BF"/>
     </w:rPr>
   </w:style>
-  <w:style w:type="paragraph" w:styleId="IntenseQuote">
+  <w:style w:type="paragraph" w:styleId="ab">
     <w:name w:val="Intense Quote"/>
-    <w:basedOn w:val="Normal"/>
-    <w:next w:val="Normal"/>
-    <w:link w:val="IntenseQuoteChar"/>
+    <w:basedOn w:val="a"/>
+    <w:next w:val="a"/>
+    <w:link w:val="ac"/>
     <w:uiPriority w:val="30"/>
     <w:qFormat/>
     <w:rsid w:val="00C55C81"/>
@@ -4393,10 +4394,10 @@
       <w:color w:val="0F4761" w:themeColor="accent1" w:themeShade="BF"/>
     </w:rPr>
   </w:style>
-  <w:style w:type="character" w:customStyle="1" w:styleId="IntenseQuoteChar">
-    <w:name w:val="Intense Quote Char"/>
-    <w:basedOn w:val="DefaultParagraphFont"/>
-    <w:link w:val="IntenseQuote"/>
+  <w:style w:type="character" w:customStyle="1" w:styleId="ac">
+    <w:name w:val="明显引用 字符"/>
+    <w:basedOn w:val="a0"/>
+    <w:link w:val="ab"/>
     <w:uiPriority w:val="30"/>
     <w:rsid w:val="00C55C81"/>
     <w:rPr>
@@ -4405,9 +4406,9 @@
       <w:color w:val="0F4761" w:themeColor="accent1" w:themeShade="BF"/>
     </w:rPr>
   </w:style>
-  <w:style w:type="character" w:styleId="IntenseReference">
+  <w:style w:type="character" w:styleId="ad">
     <w:name w:val="Intense Reference"/>
-    <w:basedOn w:val="DefaultParagraphFont"/>
+    <w:basedOn w:val="a0"/>
     <w:uiPriority w:val="32"/>
     <w:qFormat/>
     <w:rsid w:val="00C55C81"/>
@@ -4419,9 +4420,9 @@
       <w:spacing w:val="5"/>
     </w:rPr>
   </w:style>
-  <w:style w:type="table" w:styleId="TableGrid">
+  <w:style w:type="table" w:styleId="ae">
     <w:name w:val="Table Grid"/>
-    <w:basedOn w:val="TableNormal"/>
+    <w:basedOn w:val="a1"/>
     <w:uiPriority w:val="39"/>
     <w:rsid w:val="00C55C81"/>
     <w:pPr>
@@ -4438,10 +4439,10 @@
       </w:tblBorders>
     </w:tblPr>
   </w:style>
-  <w:style w:type="paragraph" w:styleId="Header">
+  <w:style w:type="paragraph" w:styleId="af">
     <w:name w:val="header"/>
-    <w:basedOn w:val="Normal"/>
-    <w:link w:val="HeaderChar"/>
+    <w:basedOn w:val="a"/>
+    <w:link w:val="af0"/>
     <w:uiPriority w:val="99"/>
     <w:unhideWhenUsed/>
     <w:rsid w:val="00826B99"/>
@@ -4452,10 +4453,10 @@
       </w:tabs>
     </w:pPr>
   </w:style>
-  <w:style w:type="character" w:customStyle="1" w:styleId="HeaderChar">
-    <w:name w:val="Header Char"/>
-    <w:basedOn w:val="DefaultParagraphFont"/>
-    <w:link w:val="Header"/>
+  <w:style w:type="character" w:customStyle="1" w:styleId="af0">
+    <w:name w:val="页眉 字符"/>
+    <w:basedOn w:val="a0"/>
+    <w:link w:val="af"/>
     <w:uiPriority w:val="99"/>
     <w:rsid w:val="00826B99"/>
     <w:rPr>
@@ -4466,10 +4467,10 @@
       <w14:ligatures w14:val="none"/>
     </w:rPr>
   </w:style>
-  <w:style w:type="paragraph" w:styleId="Footer">
+  <w:style w:type="paragraph" w:styleId="af1">
     <w:name w:val="footer"/>
-    <w:basedOn w:val="Normal"/>
-    <w:link w:val="FooterChar"/>
+    <w:basedOn w:val="a"/>
+    <w:link w:val="af2"/>
     <w:uiPriority w:val="99"/>
     <w:unhideWhenUsed/>
     <w:rsid w:val="00826B99"/>
@@ -4480,10 +4481,10 @@
       </w:tabs>
     </w:pPr>
   </w:style>
-  <w:style w:type="character" w:customStyle="1" w:styleId="FooterChar">
-    <w:name w:val="Footer Char"/>
-    <w:basedOn w:val="DefaultParagraphFont"/>
-    <w:link w:val="Footer"/>
+  <w:style w:type="character" w:customStyle="1" w:styleId="af2">
+    <w:name w:val="页脚 字符"/>
+    <w:basedOn w:val="a0"/>
+    <w:link w:val="af1"/>
     <w:uiPriority w:val="99"/>
     <w:rsid w:val="00826B99"/>
     <w:rPr>
